--- a/frontend/src/HomePage/docs/Nikhil Kohli Resume .docx
+++ b/frontend/src/HomePage/docs/Nikhil Kohli Resume .docx
@@ -348,7 +348,6 @@
         </w:rPr>
         <w:t>React.js, Redux, Next.</w:t>
       </w:r>
-      <w:proofErr w:type="spellStart"/>
       <w:r>
         <w:rPr>
           <w:b w:val="0"/>
@@ -358,7 +357,6 @@
         </w:rPr>
         <w:t>js</w:t>
       </w:r>
-      <w:proofErr w:type="spellEnd"/>
       <w:r>
         <w:rPr>
           <w:b w:val="0"/>
@@ -368,7 +366,6 @@
         </w:rPr>
         <w:t xml:space="preserve">, HTML/CSS, Tailwind CSS, Bootstrap, </w:t>
       </w:r>
-      <w:proofErr w:type="spellStart"/>
       <w:r>
         <w:rPr>
           <w:b w:val="0"/>
@@ -376,9 +373,8 @@
           <w:color w:val="000000" w:themeColor="text1" w:themeTint="FF" w:themeShade="FF"/>
           <w:spacing w:val="-2"/>
         </w:rPr>
-        <w:t>javaScript</w:t>
-      </w:r>
-      <w:proofErr w:type="spellEnd"/>
+        <w:t>JavaScript</w:t>
+      </w:r>
       <w:r>
         <w:rPr>
           <w:b w:val="0"/>
@@ -389,68 +385,39 @@
         <w:t>.</w:t>
       </w:r>
     </w:p>
-    <w:p xmlns:wp14="http://schemas.microsoft.com/office/word/2010/wordml" wp14:textId="1B7171BE">
+    <w:p xmlns:wp14="http://schemas.microsoft.com/office/word/2010/wordml" wp14:textId="5DE29BFA">
       <w:pPr>
         <w:pStyle w:val="Heading1"/>
         <w:spacing w:before="203"/>
-        <w:rPr>
-          <w:b w:val="0"/>
-          <w:bCs w:val="0"/>
-          <w:color w:val="4985E8"/>
-        </w:rPr>
-      </w:pPr>
-      <w:r>
-        <w:rPr>
-          <w:b w:val="1"/>
-          <w:bCs w:val="1"/>
-          <w:color w:val="4985E8"/>
-        </w:rPr>
-        <w:t xml:space="preserve">Backend: </w:t>
-      </w:r>
-      <w:r>
         <w:rPr>
           <w:b w:val="0"/>
           <w:bCs w:val="0"/>
           <w:color w:val="000000" w:themeColor="text1" w:themeTint="FF" w:themeShade="FF"/>
         </w:rPr>
-        <w:t>Node.js, Express.</w:t>
-      </w:r>
-      <w:proofErr w:type="spellStart"/>
+      </w:pPr>
+      <w:r>
+        <w:rPr>
+          <w:b w:val="1"/>
+          <w:bCs w:val="1"/>
+          <w:color w:val="4985E8"/>
+        </w:rPr>
+        <w:t xml:space="preserve">Backend: </w:t>
+      </w:r>
       <w:r>
         <w:rPr>
           <w:b w:val="0"/>
           <w:bCs w:val="0"/>
           <w:color w:val="000000" w:themeColor="text1" w:themeTint="FF" w:themeShade="FF"/>
         </w:rPr>
-        <w:t>js</w:t>
-      </w:r>
-      <w:proofErr w:type="spellEnd"/>
+        <w:t>Node.js, Express.</w:t>
+      </w:r>
       <w:r>
         <w:rPr>
           <w:b w:val="0"/>
           <w:bCs w:val="0"/>
           <w:color w:val="000000" w:themeColor="text1" w:themeTint="FF" w:themeShade="FF"/>
         </w:rPr>
-        <w:t>, MongoDB, Mongoose, SQL, JWT.</w:t>
-      </w:r>
-    </w:p>
-    <w:p xmlns:wp14="http://schemas.microsoft.com/office/word/2010/wordml" wp14:textId="3E89291C">
-      <w:pPr>
-        <w:pStyle w:val="Heading1"/>
-        <w:spacing w:before="203"/>
-        <w:rPr>
-          <w:b w:val="0"/>
-          <w:bCs w:val="0"/>
-          <w:color w:val="4985E8"/>
-        </w:rPr>
-      </w:pPr>
-      <w:r>
-        <w:rPr>
-          <w:b w:val="1"/>
-          <w:bCs w:val="1"/>
-          <w:color w:val="4985E8"/>
-        </w:rPr>
-        <w:t xml:space="preserve">Tools: </w:t>
+        <w:t>js</w:t>
       </w:r>
       <w:r>
         <w:rPr>
@@ -458,24 +425,57 @@
           <w:bCs w:val="0"/>
           <w:color w:val="000000" w:themeColor="text1" w:themeTint="FF" w:themeShade="FF"/>
         </w:rPr>
-        <w:t xml:space="preserve">Git, VS Code, Postman, </w:t>
-      </w:r>
-      <w:proofErr w:type="spellStart"/>
+        <w:t xml:space="preserve">, MongoDB, Mongoose, SQL, </w:t>
+      </w:r>
       <w:r>
         <w:rPr>
           <w:b w:val="0"/>
           <w:bCs w:val="0"/>
           <w:color w:val="000000" w:themeColor="text1" w:themeTint="FF" w:themeShade="FF"/>
         </w:rPr>
-        <w:t>ThunderClient</w:t>
-      </w:r>
-      <w:proofErr w:type="spellEnd"/>
+        <w:t>JWT.</w:t>
+      </w:r>
+    </w:p>
+    <w:p xmlns:wp14="http://schemas.microsoft.com/office/word/2010/wordml" wp14:textId="68DC3266">
+      <w:pPr>
+        <w:pStyle w:val="Heading1"/>
+        <w:spacing w:before="203"/>
+        <w:rPr>
+          <w:b w:val="0"/>
+          <w:bCs w:val="0"/>
+          <w:color w:val="4985E8"/>
+        </w:rPr>
+      </w:pPr>
+      <w:r>
+        <w:rPr>
+          <w:b w:val="1"/>
+          <w:bCs w:val="1"/>
+          <w:color w:val="4985E8"/>
+        </w:rPr>
+        <w:t xml:space="preserve">Tools: </w:t>
+      </w:r>
       <w:r>
         <w:rPr>
           <w:b w:val="0"/>
           <w:bCs w:val="0"/>
           <w:color w:val="000000" w:themeColor="text1" w:themeTint="FF" w:themeShade="FF"/>
         </w:rPr>
+        <w:t xml:space="preserve">Git, VS Code, Postman, </w:t>
+      </w:r>
+      <w:r>
+        <w:rPr>
+          <w:b w:val="0"/>
+          <w:bCs w:val="0"/>
+          <w:color w:val="000000" w:themeColor="text1" w:themeTint="FF" w:themeShade="FF"/>
+        </w:rPr>
+        <w:t>Thunder Client</w:t>
+      </w:r>
+      <w:r>
+        <w:rPr>
+          <w:b w:val="0"/>
+          <w:bCs w:val="0"/>
+          <w:color w:val="000000" w:themeColor="text1" w:themeTint="FF" w:themeShade="FF"/>
+        </w:rPr>
         <w:t>.</w:t>
       </w:r>
     </w:p>
@@ -511,7 +511,7 @@
           <w:bCs w:val="0"/>
           <w:color w:val="000000" w:themeColor="text1" w:themeTint="FF" w:themeShade="FF"/>
         </w:rPr>
-        <w:t>WebSockets</w:t>
+        <w:t>WebSocket's</w:t>
       </w:r>
       <w:r>
         <w:rPr>
@@ -576,27 +576,34 @@
         <w:t>Full Stack Developer</w:t>
       </w:r>
     </w:p>
-    <w:p xmlns:wp14="http://schemas.microsoft.com/office/word/2010/wordml" wp14:textId="4E01A0B0">
-      <w:pPr>
-        <w:pStyle w:val="ListParagraph"/>
-        <w:numPr>
-          <w:ilvl w:val="0"/>
-          <w:numId w:val="2"/>
-        </w:numPr>
-        <w:spacing w:before="0" w:beforeAutospacing="off" w:after="0" w:afterAutospacing="off"/>
-        <w:rPr>
-          <w:noProof w:val="0"/>
-          <w:sz w:val="22"/>
-          <w:szCs w:val="22"/>
-          <w:lang w:val="en-US"/>
-        </w:rPr>
-      </w:pPr>
-      <w:r>
-        <w:rPr>
-          <w:noProof w:val="0"/>
-          <w:lang w:val="en-US"/>
-        </w:rPr>
-        <w:t>5 months of internship experience as a Full Stack Developer at Unified Mentorship.</w:t>
+    <w:p xmlns:wp14="http://schemas.microsoft.com/office/word/2010/wordml" wp14:textId="0A30B671">
+      <w:pPr>
+        <w:pStyle w:val="ListParagraph"/>
+        <w:numPr>
+          <w:ilvl w:val="0"/>
+          <w:numId w:val="2"/>
+        </w:numPr>
+        <w:spacing w:before="0" w:beforeAutospacing="off" w:after="0" w:afterAutospacing="off"/>
+        <w:rPr>
+          <w:noProof w:val="0"/>
+          <w:sz w:val="22"/>
+          <w:szCs w:val="22"/>
+          <w:lang w:val="en-US"/>
+        </w:rPr>
+      </w:pPr>
+      <w:r>
+        <w:rPr>
+          <w:noProof w:val="0"/>
+          <w:lang w:val="en-US"/>
+        </w:rPr>
+        <w:t>6</w:t>
+      </w:r>
+      <w:r>
+        <w:rPr>
+          <w:noProof w:val="0"/>
+          <w:lang w:val="en-US"/>
+        </w:rPr>
+        <w:t xml:space="preserve"> months of internship experience as a Full Stack Developer at Unified Mentorship.</w:t>
       </w:r>
     </w:p>
     <w:p xmlns:wp14="http://schemas.microsoft.com/office/word/2010/wordml" wp14:textId="451D1E62">
@@ -749,227 +756,38 @@
         </w:rPr>
       </w:pPr>
     </w:p>
-    <w:p xmlns:wp14="http://schemas.microsoft.com/office/word/2010/wordml" wp14:textId="017DA397">
+    <w:p>
       <w:pPr>
         <w:pStyle w:val="Heading1"/>
         <w:spacing w:before="3"/>
-      </w:pPr>
-      <w:r>
-        <w:rPr>
-          <w:color w:val="4985E8"/>
-          <w:spacing w:val="-2"/>
-        </w:rPr>
-        <w:t>PROJECTS</w:t>
-      </w:r>
-      <w:r>
-        <w:rPr>
-          <w:noProof w:val="0"/>
-          <w:lang w:val="en-US"/>
-        </w:rPr>
-        <w:t xml:space="preserve">    </w:t>
-      </w:r>
-    </w:p>
-    <w:p xmlns:wp14="http://schemas.microsoft.com/office/word/2010/wordml" wp14:textId="3FBE8FAB">
+        <w:rPr>
+          <w:color w:val="4985E8"/>
+        </w:rPr>
+      </w:pPr>
+    </w:p>
+    <w:p xmlns:wp14="http://schemas.microsoft.com/office/word/2010/wordml" wp14:textId="017DA397">
       <w:pPr>
         <w:pStyle w:val="Heading1"/>
         <w:spacing w:before="3"/>
-        <w:rPr>
-          <w:noProof w:val="0"/>
-          <w:lang w:val="en-US"/>
-        </w:rPr>
-      </w:pPr>
-    </w:p>
-    <w:p xmlns:wp14="http://schemas.microsoft.com/office/word/2010/wordml" wp14:textId="4BB93C0B">
-      <w:pPr>
-        <w:pStyle w:val="ListParagraph"/>
-        <w:spacing w:before="3"/>
-        <w:rPr>
-          <w:b w:val="1"/>
-          <w:bCs w:val="1"/>
-          <w:noProof w:val="0"/>
-          <w:lang w:val="en-US"/>
-        </w:rPr>
-      </w:pPr>
-      <w:r>
-        <w:rPr>
-          <w:b w:val="1"/>
-          <w:bCs w:val="1"/>
+      </w:pPr>
+      <w:r>
+        <w:rPr>
+          <w:color w:val="4985E8"/>
+          <w:spacing w:val="-2"/>
+        </w:rPr>
+        <w:t>PROJECTS</w:t>
+      </w:r>
+      <w:r>
+        <w:rPr>
           <w:noProof w:val="0"/>
           <w:lang w:val="en-US"/>
         </w:rPr>
         <w:t xml:space="preserve">    </w:t>
       </w:r>
-      <w:r>
-        <w:rPr>
-          <w:b w:val="1"/>
-          <w:bCs w:val="1"/>
-          <w:noProof w:val="0"/>
-          <w:sz w:val="24"/>
-          <w:szCs w:val="24"/>
-          <w:lang w:val="en-US"/>
-        </w:rPr>
-        <w:t xml:space="preserve">  </w:t>
-      </w:r>
-      <w:r>
-        <w:rPr>
-          <w:b w:val="1"/>
-          <w:bCs w:val="1"/>
-          <w:color w:val="4985E8"/>
-          <w:sz w:val="24"/>
-          <w:szCs w:val="24"/>
-        </w:rPr>
-        <w:t>Web Chat Application</w:t>
-      </w:r>
-      <w:r>
-        <w:rPr>
-          <w:b w:val="1"/>
-          <w:bCs w:val="1"/>
-          <w:noProof w:val="0"/>
-          <w:sz w:val="24"/>
-          <w:szCs w:val="24"/>
-          <w:lang w:val="en-US"/>
-        </w:rPr>
-        <w:t xml:space="preserve">  </w:t>
-      </w:r>
-      <w:r>
-        <w:rPr>
-          <w:b w:val="1"/>
-          <w:bCs w:val="1"/>
-          <w:noProof w:val="0"/>
-          <w:lang w:val="en-US"/>
-        </w:rPr>
-        <w:t xml:space="preserve">  </w:t>
-      </w:r>
-    </w:p>
-    <w:p xmlns:wp14="http://schemas.microsoft.com/office/word/2010/wordml" wp14:textId="6CCFB562">
-      <w:pPr>
-        <w:pStyle w:val="ListParagraph"/>
-        <w:numPr>
-          <w:ilvl w:val="0"/>
-          <w:numId w:val="2"/>
-        </w:numPr>
-        <w:spacing w:before="0" w:beforeAutospacing="off" w:after="0" w:afterAutospacing="off"/>
-        <w:rPr>
-          <w:noProof w:val="0"/>
-          <w:lang w:val="en-US"/>
-        </w:rPr>
-      </w:pPr>
-      <w:r>
-        <w:rPr>
-          <w:noProof w:val="0"/>
-          <w:lang w:val="en-US"/>
-        </w:rPr>
-        <w:t>A web chat application built using WebSockets and the MERN stack (MongoDB, Express.js, React.js, Node.js).</w:t>
-      </w:r>
-    </w:p>
-    <w:p xmlns:wp14="http://schemas.microsoft.com/office/word/2010/wordml" wp14:textId="4BBB56FE">
-      <w:pPr>
-        <w:pStyle w:val="ListParagraph"/>
-        <w:numPr>
-          <w:ilvl w:val="0"/>
-          <w:numId w:val="2"/>
-        </w:numPr>
-        <w:spacing w:before="0" w:beforeAutospacing="off" w:after="0" w:afterAutospacing="off"/>
-        <w:rPr>
-          <w:noProof w:val="0"/>
-          <w:lang w:val="en-US"/>
-        </w:rPr>
-      </w:pPr>
-      <w:r>
-        <w:rPr>
-          <w:noProof w:val="0"/>
-          <w:lang w:val="en-US"/>
-        </w:rPr>
-        <w:t>Real-time communication with features like screen sharing, text chat, and toggling mic and camera.</w:t>
-      </w:r>
-    </w:p>
-    <w:p xmlns:wp14="http://schemas.microsoft.com/office/word/2010/wordml" wp14:textId="439DBB8B">
-      <w:pPr>
-        <w:pStyle w:val="ListParagraph"/>
-        <w:numPr>
-          <w:ilvl w:val="0"/>
-          <w:numId w:val="2"/>
-        </w:numPr>
-        <w:spacing w:before="0" w:beforeAutospacing="off" w:after="0" w:afterAutospacing="off"/>
-        <w:rPr>
-          <w:noProof w:val="0"/>
-          <w:lang w:val="en-US"/>
-        </w:rPr>
-      </w:pPr>
-      <w:r>
-        <w:rPr>
-          <w:noProof w:val="0"/>
-          <w:lang w:val="en-US"/>
-        </w:rPr>
-        <w:t>Utilizes secure API endpoints for user authentication and message handling.</w:t>
-      </w:r>
-    </w:p>
-    <w:p xmlns:wp14="http://schemas.microsoft.com/office/word/2010/wordml" wp14:textId="454BE78F">
-      <w:pPr>
-        <w:pStyle w:val="ListParagraph"/>
-        <w:numPr>
-          <w:ilvl w:val="0"/>
-          <w:numId w:val="2"/>
-        </w:numPr>
-        <w:spacing w:before="0" w:beforeAutospacing="off" w:after="0" w:afterAutospacing="off"/>
-        <w:rPr>
-          <w:noProof w:val="0"/>
-          <w:lang w:val="en-US"/>
-        </w:rPr>
-      </w:pPr>
-      <w:r>
-        <w:rPr>
-          <w:noProof w:val="0"/>
-          <w:lang w:val="en-US"/>
-        </w:rPr>
-        <w:t>Implements JWT (JSON Web Token) for secure user authentication and session management.</w:t>
-      </w:r>
-    </w:p>
-    <w:p xmlns:wp14="http://schemas.microsoft.com/office/word/2010/wordml" wp14:textId="56563FF5">
-      <w:pPr>
-        <w:pStyle w:val="ListParagraph"/>
-        <w:numPr>
-          <w:ilvl w:val="0"/>
-          <w:numId w:val="2"/>
-        </w:numPr>
-        <w:spacing w:before="0" w:beforeAutospacing="off" w:after="0" w:afterAutospacing="off"/>
-        <w:rPr>
-          <w:noProof w:val="0"/>
-          <w:lang w:val="en-US"/>
-        </w:rPr>
-      </w:pPr>
-      <w:r>
-        <w:rPr>
-          <w:noProof w:val="0"/>
-          <w:lang w:val="en-US"/>
-        </w:rPr>
-        <w:t>Enforces token-based security for user authorization in real-time messaging.</w:t>
-      </w:r>
-    </w:p>
-    <w:p xmlns:wp14="http://schemas.microsoft.com/office/word/2010/wordml" wp14:textId="267AB398">
-      <w:pPr>
-        <w:pStyle w:val="ListParagraph"/>
-        <w:numPr>
-          <w:ilvl w:val="0"/>
-          <w:numId w:val="2"/>
-        </w:numPr>
-        <w:spacing w:before="0" w:beforeAutospacing="off" w:after="0" w:afterAutospacing="off"/>
-        <w:rPr>
-          <w:noProof w:val="0"/>
-          <w:lang w:val="en-US"/>
-        </w:rPr>
-      </w:pPr>
-      <w:r>
-        <w:rPr>
-          <w:noProof w:val="0"/>
-          <w:lang w:val="en-US"/>
-        </w:rPr>
-        <w:t>Ensures data privacy with encrypted communications between client and server.</w:t>
-      </w:r>
-    </w:p>
-    <w:p>
-      <w:pPr>
-        <w:pStyle w:val="ListParagraph"/>
+    </w:p>
+    <w:p>
+      <w:pPr>
+        <w:pStyle w:val="Normal"/>
         <w:spacing w:before="3" w:line="242" w:lineRule="auto"/>
         <w:ind w:left="720" w:right="83" w:firstLine="0"/>
         <w:rPr>
@@ -981,7 +799,7 @@
         </w:rPr>
       </w:pPr>
     </w:p>
-    <w:p>
+    <w:p xmlns:wp14="http://schemas.microsoft.com/office/word/2010/wordml" wp14:textId="723B49CD">
       <w:pPr>
         <w:pStyle w:val="ListParagraph"/>
         <w:spacing w:before="3" w:line="242" w:lineRule="auto"/>
@@ -989,173 +807,588 @@
         <w:rPr>
           <w:b w:val="1"/>
           <w:bCs w:val="1"/>
-          <w:color w:val="4985E8"/>
-          <w:sz w:val="24"/>
-          <w:szCs w:val="24"/>
-        </w:rPr>
-      </w:pPr>
-    </w:p>
-    <w:p xmlns:wp14="http://schemas.microsoft.com/office/word/2010/wordml" wp14:textId="4A4FC2FE">
-      <w:pPr>
-        <w:pStyle w:val="ListParagraph"/>
+          <w:noProof w:val="0"/>
+          <w:sz w:val="24"/>
+          <w:szCs w:val="24"/>
+          <w:lang w:val="en-US"/>
+        </w:rPr>
+      </w:pPr>
+      <w:r>
+        <w:rPr>
+          <w:b w:val="1"/>
+          <w:bCs w:val="1"/>
+          <w:color w:val="4985E8"/>
+          <w:sz w:val="24"/>
+          <w:szCs w:val="24"/>
+        </w:rPr>
+        <w:t>LinkedIn</w:t>
+      </w:r>
+      <w:r>
+        <w:rPr>
+          <w:b w:val="1"/>
+          <w:bCs w:val="1"/>
+          <w:color w:val="4985E8"/>
+          <w:sz w:val="24"/>
+          <w:szCs w:val="24"/>
+        </w:rPr>
+        <w:t xml:space="preserve"> web Clone</w:t>
+      </w:r>
+    </w:p>
+    <w:p xmlns:wp14="http://schemas.microsoft.com/office/word/2010/wordml" wp14:textId="6B875E41">
+      <w:pPr>
+        <w:pStyle w:val="ListParagraph"/>
+        <w:numPr>
+          <w:ilvl w:val="0"/>
+          <w:numId w:val="2"/>
+        </w:numPr>
+        <w:spacing w:before="0" w:beforeAutospacing="off" w:after="0" w:afterAutospacing="off"/>
+        <w:rPr>
+          <w:noProof w:val="0"/>
+          <w:lang w:val="en-US"/>
+        </w:rPr>
+      </w:pPr>
+      <w:r>
+        <w:rPr>
+          <w:noProof w:val="0"/>
+          <w:lang w:val="en-US"/>
+        </w:rPr>
+        <w:t>LinkedIn clone built using React, Redux, and the full MERN stack (MongoDB, Express.js, React.js, Node.js).</w:t>
+      </w:r>
+    </w:p>
+    <w:p xmlns:wp14="http://schemas.microsoft.com/office/word/2010/wordml" wp14:textId="50819BDC">
+      <w:pPr>
+        <w:pStyle w:val="ListParagraph"/>
+        <w:numPr>
+          <w:ilvl w:val="0"/>
+          <w:numId w:val="2"/>
+        </w:numPr>
+        <w:spacing w:before="0" w:beforeAutospacing="off" w:after="0" w:afterAutospacing="off"/>
+        <w:rPr>
+          <w:noProof w:val="0"/>
+          <w:lang w:val="en-US"/>
+        </w:rPr>
+      </w:pPr>
+      <w:r>
+        <w:rPr>
+          <w:noProof w:val="0"/>
+          <w:lang w:val="en-US"/>
+        </w:rPr>
+        <w:t>Allows users to connect with people, comment, like, and delete posts.</w:t>
+      </w:r>
+    </w:p>
+    <w:p xmlns:wp14="http://schemas.microsoft.com/office/word/2010/wordml" wp14:textId="59011048">
+      <w:pPr>
+        <w:pStyle w:val="ListParagraph"/>
+        <w:numPr>
+          <w:ilvl w:val="0"/>
+          <w:numId w:val="2"/>
+        </w:numPr>
+        <w:spacing w:before="0" w:beforeAutospacing="off" w:after="0" w:afterAutospacing="off"/>
+        <w:rPr>
+          <w:noProof w:val="0"/>
+          <w:lang w:val="en-US"/>
+        </w:rPr>
+      </w:pPr>
+      <w:r>
+        <w:rPr>
+          <w:noProof w:val="0"/>
+          <w:lang w:val="en-US"/>
+        </w:rPr>
+        <w:t>Users can create and customize their profiles.</w:t>
+      </w:r>
+    </w:p>
+    <w:p xmlns:wp14="http://schemas.microsoft.com/office/word/2010/wordml" wp14:textId="7D91479B">
+      <w:pPr>
+        <w:pStyle w:val="ListParagraph"/>
+        <w:numPr>
+          <w:ilvl w:val="0"/>
+          <w:numId w:val="2"/>
+        </w:numPr>
+        <w:spacing w:before="0" w:beforeAutospacing="off" w:after="0" w:afterAutospacing="off"/>
+        <w:rPr>
+          <w:noProof w:val="0"/>
+          <w:lang w:val="en-US"/>
+        </w:rPr>
+      </w:pPr>
+      <w:r>
+        <w:rPr>
+          <w:noProof w:val="0"/>
+          <w:lang w:val="en-US"/>
+        </w:rPr>
+        <w:t>Implemented Server-Side Rendering (SSR) to optimize performance and improve SEO.</w:t>
+      </w:r>
+    </w:p>
+    <w:p xmlns:wp14="http://schemas.microsoft.com/office/word/2010/wordml" wp14:textId="468CFAA5">
+      <w:pPr>
+        <w:pStyle w:val="ListParagraph"/>
+        <w:numPr>
+          <w:ilvl w:val="0"/>
+          <w:numId w:val="2"/>
+        </w:numPr>
+        <w:spacing w:before="0" w:beforeAutospacing="off" w:after="0" w:afterAutospacing="off"/>
+        <w:rPr>
+          <w:noProof w:val="0"/>
+          <w:lang w:val="en-US"/>
+        </w:rPr>
+      </w:pPr>
+      <w:r>
+        <w:rPr>
+          <w:noProof w:val="0"/>
+          <w:lang w:val="en-US"/>
+        </w:rPr>
+        <w:t>Optimized the application's functionality for faster load times and a smoother user experience.</w:t>
+      </w:r>
+    </w:p>
+    <w:p xmlns:wp14="http://schemas.microsoft.com/office/word/2010/wordml" wp14:textId="50685265">
+      <w:pPr>
+        <w:pStyle w:val="ListParagraph"/>
+        <w:numPr>
+          <w:ilvl w:val="0"/>
+          <w:numId w:val="2"/>
+        </w:numPr>
+        <w:spacing w:before="0" w:beforeAutospacing="off" w:after="0" w:afterAutospacing="off"/>
+        <w:rPr>
+          <w:noProof w:val="0"/>
+          <w:lang w:val="en-US"/>
+        </w:rPr>
+      </w:pPr>
+      <w:r>
+        <w:rPr>
+          <w:noProof w:val="0"/>
+          <w:lang w:val="en-US"/>
+        </w:rPr>
+        <w:t>Utilizes Redux for efficient state management across the application.</w:t>
+      </w:r>
+    </w:p>
+    <w:p>
+      <w:pPr>
+        <w:pStyle w:val="Normal"/>
+        <w:spacing w:before="0" w:beforeAutospacing="off" w:after="0" w:afterAutospacing="off"/>
+        <w:rPr>
+          <w:noProof w:val="0"/>
+          <w:sz w:val="22"/>
+          <w:szCs w:val="22"/>
+          <w:lang w:val="en-US"/>
+        </w:rPr>
+      </w:pPr>
+    </w:p>
+    <w:p>
+      <w:pPr>
+        <w:pStyle w:val="Normal"/>
+        <w:spacing w:before="0" w:beforeAutospacing="off" w:after="0" w:afterAutospacing="off"/>
+        <w:rPr>
+          <w:noProof w:val="0"/>
+          <w:sz w:val="22"/>
+          <w:szCs w:val="22"/>
+          <w:lang w:val="en-US"/>
+        </w:rPr>
+      </w:pPr>
+    </w:p>
+    <w:p>
+      <w:pPr>
+        <w:pStyle w:val="ListParagraph"/>
+        <w:spacing w:before="3"/>
+        <w:rPr>
+          <w:b w:val="1"/>
+          <w:bCs w:val="1"/>
+          <w:noProof w:val="0"/>
+          <w:lang w:val="en-US"/>
+        </w:rPr>
+      </w:pPr>
+      <w:r>
+        <w:rPr>
+          <w:b w:val="1"/>
+          <w:bCs w:val="1"/>
+          <w:noProof w:val="0"/>
+          <w:lang w:val="en-US"/>
+        </w:rPr>
+        <w:t xml:space="preserve">    </w:t>
+      </w:r>
+      <w:r>
+        <w:rPr>
+          <w:b w:val="1"/>
+          <w:bCs w:val="1"/>
+          <w:noProof w:val="0"/>
+          <w:sz w:val="24"/>
+          <w:szCs w:val="24"/>
+          <w:lang w:val="en-US"/>
+        </w:rPr>
+        <w:t xml:space="preserve">   </w:t>
+      </w:r>
+      <w:r>
+        <w:rPr>
+          <w:b w:val="1"/>
+          <w:bCs w:val="1"/>
+          <w:color w:val="4985E8"/>
+          <w:sz w:val="24"/>
+          <w:szCs w:val="24"/>
+        </w:rPr>
+        <w:t>Web Chat Application</w:t>
+      </w:r>
+      <w:r>
+        <w:rPr>
+          <w:b w:val="1"/>
+          <w:bCs w:val="1"/>
+          <w:noProof w:val="0"/>
+          <w:sz w:val="24"/>
+          <w:szCs w:val="24"/>
+          <w:lang w:val="en-US"/>
+        </w:rPr>
+        <w:t xml:space="preserve">  </w:t>
+      </w:r>
+      <w:r>
+        <w:rPr>
+          <w:b w:val="1"/>
+          <w:bCs w:val="1"/>
+          <w:noProof w:val="0"/>
+          <w:lang w:val="en-US"/>
+        </w:rPr>
+        <w:t xml:space="preserve">  </w:t>
+      </w:r>
+    </w:p>
+    <w:p>
+      <w:pPr>
+        <w:pStyle w:val="ListParagraph"/>
+        <w:numPr>
+          <w:ilvl w:val="0"/>
+          <w:numId w:val="2"/>
+        </w:numPr>
+        <w:spacing w:before="0" w:beforeAutospacing="off" w:after="0" w:afterAutospacing="off"/>
+        <w:rPr>
+          <w:noProof w:val="0"/>
+          <w:lang w:val="en-US"/>
+        </w:rPr>
+      </w:pPr>
+      <w:r>
+        <w:rPr>
+          <w:noProof w:val="0"/>
+          <w:lang w:val="en-US"/>
+        </w:rPr>
+        <w:t>A web chat application built using WebSocket's and the MERN stack (MongoDB, Express.js, React.js, Node.js).</w:t>
+      </w:r>
+    </w:p>
+    <w:p>
+      <w:pPr>
+        <w:pStyle w:val="ListParagraph"/>
+        <w:numPr>
+          <w:ilvl w:val="0"/>
+          <w:numId w:val="2"/>
+        </w:numPr>
+        <w:spacing w:before="0" w:beforeAutospacing="off" w:after="0" w:afterAutospacing="off"/>
+        <w:rPr>
+          <w:noProof w:val="0"/>
+          <w:lang w:val="en-US"/>
+        </w:rPr>
+      </w:pPr>
+      <w:r>
+        <w:rPr>
+          <w:noProof w:val="0"/>
+          <w:lang w:val="en-US"/>
+        </w:rPr>
+        <w:t>Real-time communication with features like screen sharing, text chat, and toggling mic and camera.</w:t>
+      </w:r>
+    </w:p>
+    <w:p>
+      <w:pPr>
+        <w:pStyle w:val="ListParagraph"/>
+        <w:numPr>
+          <w:ilvl w:val="0"/>
+          <w:numId w:val="2"/>
+        </w:numPr>
+        <w:spacing w:before="0" w:beforeAutospacing="off" w:after="0" w:afterAutospacing="off"/>
+        <w:rPr>
+          <w:noProof w:val="0"/>
+          <w:lang w:val="en-US"/>
+        </w:rPr>
+      </w:pPr>
+      <w:r>
+        <w:rPr>
+          <w:noProof w:val="0"/>
+          <w:lang w:val="en-US"/>
+        </w:rPr>
+        <w:t>Utilizes secure API endpoints for user authentication and message handling.</w:t>
+      </w:r>
+    </w:p>
+    <w:p>
+      <w:pPr>
+        <w:pStyle w:val="ListParagraph"/>
+        <w:numPr>
+          <w:ilvl w:val="0"/>
+          <w:numId w:val="2"/>
+        </w:numPr>
+        <w:spacing w:before="0" w:beforeAutospacing="off" w:after="0" w:afterAutospacing="off"/>
+        <w:rPr>
+          <w:noProof w:val="0"/>
+          <w:lang w:val="en-US"/>
+        </w:rPr>
+      </w:pPr>
+      <w:r>
+        <w:rPr>
+          <w:noProof w:val="0"/>
+          <w:lang w:val="en-US"/>
+        </w:rPr>
+        <w:t>Implements JWT (JSON Web Token) for secure user authentication and session management.</w:t>
+      </w:r>
+    </w:p>
+    <w:p>
+      <w:pPr>
+        <w:pStyle w:val="ListParagraph"/>
+        <w:numPr>
+          <w:ilvl w:val="0"/>
+          <w:numId w:val="2"/>
+        </w:numPr>
+        <w:spacing w:before="0" w:beforeAutospacing="off" w:after="0" w:afterAutospacing="off"/>
+        <w:rPr>
+          <w:noProof w:val="0"/>
+          <w:lang w:val="en-US"/>
+        </w:rPr>
+      </w:pPr>
+      <w:r>
+        <w:rPr>
+          <w:noProof w:val="0"/>
+          <w:lang w:val="en-US"/>
+        </w:rPr>
+        <w:t>Enforces token-based security for user authorization in real-time messaging.</w:t>
+      </w:r>
+    </w:p>
+    <w:p>
+      <w:pPr>
+        <w:pStyle w:val="ListParagraph"/>
+        <w:numPr>
+          <w:ilvl w:val="0"/>
+          <w:numId w:val="2"/>
+        </w:numPr>
+        <w:spacing w:before="0" w:beforeAutospacing="off" w:after="0" w:afterAutospacing="off"/>
+        <w:rPr>
+          <w:noProof w:val="0"/>
+          <w:lang w:val="en-US"/>
+        </w:rPr>
+      </w:pPr>
+      <w:r>
+        <w:rPr>
+          <w:noProof w:val="0"/>
+          <w:lang w:val="en-US"/>
+        </w:rPr>
+        <w:t>Ensures data privacy with encrypted communications between client and server.</w:t>
+      </w:r>
+    </w:p>
+    <w:p>
+      <w:pPr>
+        <w:pStyle w:val="Heading2"/>
         <w:spacing w:before="3" w:line="242" w:lineRule="auto"/>
         <w:ind w:left="720" w:right="83" w:firstLine="0"/>
         <w:rPr>
           <w:b w:val="1"/>
           <w:bCs w:val="1"/>
-          <w:noProof w:val="0"/>
-          <w:sz w:val="24"/>
-          <w:szCs w:val="24"/>
-          <w:lang w:val="en-US"/>
-        </w:rPr>
-      </w:pPr>
-      <w:proofErr w:type="spellStart"/>
-      <w:r>
-        <w:rPr>
-          <w:b w:val="1"/>
-          <w:bCs w:val="1"/>
-          <w:color w:val="4985E8"/>
-          <w:sz w:val="24"/>
-          <w:szCs w:val="24"/>
-        </w:rPr>
-        <w:t>Linkedin</w:t>
-      </w:r>
-      <w:proofErr w:type="spellEnd"/>
-      <w:r>
-        <w:rPr>
-          <w:b w:val="1"/>
-          <w:bCs w:val="1"/>
-          <w:color w:val="4985E8"/>
-          <w:sz w:val="24"/>
-          <w:szCs w:val="24"/>
-        </w:rPr>
-        <w:t xml:space="preserve"> web Clone</w:t>
-      </w:r>
-    </w:p>
-    <w:p xmlns:wp14="http://schemas.microsoft.com/office/word/2010/wordml" wp14:textId="6B875E41">
-      <w:pPr>
-        <w:pStyle w:val="ListParagraph"/>
-        <w:numPr>
-          <w:ilvl w:val="0"/>
-          <w:numId w:val="2"/>
-        </w:numPr>
-        <w:spacing w:before="0" w:beforeAutospacing="off" w:after="0" w:afterAutospacing="off"/>
-        <w:rPr>
-          <w:noProof w:val="0"/>
-          <w:lang w:val="en-US"/>
-        </w:rPr>
-      </w:pPr>
-      <w:r>
-        <w:rPr>
-          <w:noProof w:val="0"/>
-          <w:lang w:val="en-US"/>
-        </w:rPr>
-        <w:t>LinkedIn clone built using React, Redux, and the full MERN stack (MongoDB, Express.js, React.js, Node.js).</w:t>
-      </w:r>
-    </w:p>
-    <w:p xmlns:wp14="http://schemas.microsoft.com/office/word/2010/wordml" wp14:textId="50819BDC">
-      <w:pPr>
-        <w:pStyle w:val="ListParagraph"/>
-        <w:numPr>
-          <w:ilvl w:val="0"/>
-          <w:numId w:val="2"/>
-        </w:numPr>
-        <w:spacing w:before="0" w:beforeAutospacing="off" w:after="0" w:afterAutospacing="off"/>
-        <w:rPr>
-          <w:noProof w:val="0"/>
-          <w:lang w:val="en-US"/>
-        </w:rPr>
-      </w:pPr>
-      <w:r>
-        <w:rPr>
-          <w:noProof w:val="0"/>
-          <w:lang w:val="en-US"/>
-        </w:rPr>
-        <w:t>Allows users to connect with people, comment, like, and delete posts.</w:t>
-      </w:r>
-    </w:p>
-    <w:p xmlns:wp14="http://schemas.microsoft.com/office/word/2010/wordml" wp14:textId="59011048">
-      <w:pPr>
-        <w:pStyle w:val="ListParagraph"/>
-        <w:numPr>
-          <w:ilvl w:val="0"/>
-          <w:numId w:val="2"/>
-        </w:numPr>
-        <w:spacing w:before="0" w:beforeAutospacing="off" w:after="0" w:afterAutospacing="off"/>
-        <w:rPr>
-          <w:noProof w:val="0"/>
-          <w:lang w:val="en-US"/>
-        </w:rPr>
-      </w:pPr>
-      <w:r>
-        <w:rPr>
-          <w:noProof w:val="0"/>
-          <w:lang w:val="en-US"/>
-        </w:rPr>
-        <w:t>Users can create and customize their profiles.</w:t>
-      </w:r>
-    </w:p>
-    <w:p xmlns:wp14="http://schemas.microsoft.com/office/word/2010/wordml" wp14:textId="7D91479B">
-      <w:pPr>
-        <w:pStyle w:val="ListParagraph"/>
-        <w:numPr>
-          <w:ilvl w:val="0"/>
-          <w:numId w:val="2"/>
-        </w:numPr>
-        <w:spacing w:before="0" w:beforeAutospacing="off" w:after="0" w:afterAutospacing="off"/>
-        <w:rPr>
-          <w:noProof w:val="0"/>
-          <w:lang w:val="en-US"/>
-        </w:rPr>
-      </w:pPr>
-      <w:r>
-        <w:rPr>
-          <w:noProof w:val="0"/>
-          <w:lang w:val="en-US"/>
-        </w:rPr>
-        <w:t>Implemented Server-Side Rendering (SSR) to optimize performance and improve SEO.</w:t>
-      </w:r>
-    </w:p>
-    <w:p xmlns:wp14="http://schemas.microsoft.com/office/word/2010/wordml" wp14:textId="468CFAA5">
-      <w:pPr>
-        <w:pStyle w:val="ListParagraph"/>
-        <w:numPr>
-          <w:ilvl w:val="0"/>
-          <w:numId w:val="2"/>
-        </w:numPr>
-        <w:spacing w:before="0" w:beforeAutospacing="off" w:after="0" w:afterAutospacing="off"/>
-        <w:rPr>
-          <w:noProof w:val="0"/>
-          <w:lang w:val="en-US"/>
-        </w:rPr>
-      </w:pPr>
-      <w:r>
-        <w:rPr>
-          <w:noProof w:val="0"/>
-          <w:lang w:val="en-US"/>
-        </w:rPr>
-        <w:t>Optimized the application's functionality for faster load times and a smoother user experience.</w:t>
-      </w:r>
-    </w:p>
-    <w:p xmlns:wp14="http://schemas.microsoft.com/office/word/2010/wordml" wp14:textId="50685265">
-      <w:pPr>
-        <w:pStyle w:val="ListParagraph"/>
-        <w:numPr>
-          <w:ilvl w:val="0"/>
-          <w:numId w:val="2"/>
-        </w:numPr>
-        <w:spacing w:before="0" w:beforeAutospacing="off" w:after="0" w:afterAutospacing="off"/>
-        <w:rPr>
-          <w:noProof w:val="0"/>
-          <w:lang w:val="en-US"/>
-        </w:rPr>
-      </w:pPr>
-      <w:r>
-        <w:rPr>
-          <w:noProof w:val="0"/>
-          <w:lang w:val="en-US"/>
-        </w:rPr>
-        <w:t>Utilizes Redux for efficient state management across the application.</w:t>
+          <w:color w:val="4985E8"/>
+          <w:sz w:val="24"/>
+          <w:szCs w:val="24"/>
+        </w:rPr>
+      </w:pPr>
+    </w:p>
+    <w:p>
+      <w:pPr>
+        <w:pStyle w:val="Heading2"/>
+        <w:spacing w:before="3" w:line="242" w:lineRule="auto"/>
+        <w:ind w:left="720" w:right="83" w:firstLine="0"/>
+        <w:rPr>
+          <w:b w:val="1"/>
+          <w:bCs w:val="1"/>
+          <w:noProof w:val="0"/>
+          <w:sz w:val="24"/>
+          <w:szCs w:val="24"/>
+          <w:lang w:val="en-US"/>
+        </w:rPr>
+      </w:pPr>
+      <w:r>
+        <w:rPr>
+          <w:b w:val="1"/>
+          <w:bCs w:val="1"/>
+          <w:color w:val="4985E8"/>
+          <w:sz w:val="24"/>
+          <w:szCs w:val="24"/>
+        </w:rPr>
+        <w:t>Catering Order web App</w:t>
+      </w:r>
+    </w:p>
+    <w:p>
+      <w:pPr>
+        <w:pStyle w:val="ListParagraph"/>
+        <w:numPr>
+          <w:ilvl w:val="0"/>
+          <w:numId w:val="2"/>
+        </w:numPr>
+        <w:spacing w:before="0" w:beforeAutospacing="off" w:after="0" w:afterAutospacing="off"/>
+        <w:rPr>
+          <w:rFonts w:ascii="Calibri" w:hAnsi="Calibri" w:eastAsia="Calibri" w:cs="Calibri"/>
+          <w:noProof w:val="0"/>
+          <w:sz w:val="22"/>
+          <w:szCs w:val="22"/>
+          <w:lang w:val="en-US"/>
+        </w:rPr>
+      </w:pPr>
+      <w:r>
+        <w:rPr>
+          <w:noProof w:val="0"/>
+          <w:lang w:val="en-US"/>
+        </w:rPr>
+        <w:t>Developed a full-stack web application using MongoDB, Express, Next.js, and Node.js, with Redux for state management, leveraging Next.js for faster server-side rendering and improved performance.</w:t>
+      </w:r>
+    </w:p>
+    <w:p>
+      <w:pPr>
+        <w:pStyle w:val="ListParagraph"/>
+        <w:numPr>
+          <w:ilvl w:val="0"/>
+          <w:numId w:val="2"/>
+        </w:numPr>
+        <w:spacing w:before="0" w:beforeAutospacing="off" w:after="0" w:afterAutospacing="off"/>
+        <w:rPr>
+          <w:rFonts w:ascii="Calibri" w:hAnsi="Calibri" w:eastAsia="Calibri" w:cs="Calibri"/>
+          <w:noProof w:val="0"/>
+          <w:sz w:val="22"/>
+          <w:szCs w:val="22"/>
+          <w:lang w:val="en-US"/>
+        </w:rPr>
+      </w:pPr>
+      <w:r>
+        <w:rPr>
+          <w:rFonts w:ascii="Calibri" w:hAnsi="Calibri" w:eastAsia="Calibri" w:cs="Calibri"/>
+          <w:noProof w:val="0"/>
+          <w:sz w:val="22"/>
+          <w:szCs w:val="22"/>
+          <w:lang w:val="en-US"/>
+        </w:rPr>
+        <w:t>Created two separate portals: Admin and User.</w:t>
+      </w:r>
+    </w:p>
+    <w:p>
+      <w:pPr>
+        <w:pStyle w:val="ListParagraph"/>
+        <w:numPr>
+          <w:ilvl w:val="0"/>
+          <w:numId w:val="2"/>
+        </w:numPr>
+        <w:spacing w:before="0" w:beforeAutospacing="off" w:after="0" w:afterAutospacing="off"/>
+        <w:rPr>
+          <w:rFonts w:ascii="Calibri" w:hAnsi="Calibri" w:eastAsia="Calibri" w:cs="Calibri"/>
+          <w:noProof w:val="0"/>
+          <w:sz w:val="22"/>
+          <w:szCs w:val="22"/>
+          <w:lang w:val="en-US"/>
+        </w:rPr>
+      </w:pPr>
+      <w:r>
+        <w:rPr>
+          <w:rFonts w:ascii="Calibri" w:hAnsi="Calibri" w:eastAsia="Calibri" w:cs="Calibri"/>
+          <w:b w:val="1"/>
+          <w:bCs w:val="1"/>
+          <w:noProof w:val="0"/>
+          <w:sz w:val="22"/>
+          <w:szCs w:val="22"/>
+          <w:lang w:val="en-US"/>
+        </w:rPr>
+        <w:t>Admin Portal</w:t>
+      </w:r>
+      <w:r>
+        <w:rPr>
+          <w:rFonts w:ascii="Calibri" w:hAnsi="Calibri" w:eastAsia="Calibri" w:cs="Calibri"/>
+          <w:noProof w:val="0"/>
+          <w:sz w:val="22"/>
+          <w:szCs w:val="22"/>
+          <w:lang w:val="en-US"/>
+        </w:rPr>
+        <w:t xml:space="preserve">: </w:t>
+      </w:r>
+      <w:r>
+        <w:rPr>
+          <w:noProof w:val="0"/>
+          <w:lang w:val="en-US"/>
+        </w:rPr>
+        <w:t>The admin can create products, view orders placed by users, and update the order status to either pending or delivered.</w:t>
+      </w:r>
+    </w:p>
+    <w:p>
+      <w:pPr>
+        <w:pStyle w:val="ListParagraph"/>
+        <w:numPr>
+          <w:ilvl w:val="0"/>
+          <w:numId w:val="2"/>
+        </w:numPr>
+        <w:spacing w:before="0" w:beforeAutospacing="off" w:after="0" w:afterAutospacing="off"/>
+        <w:rPr>
+          <w:rFonts w:ascii="Calibri" w:hAnsi="Calibri" w:eastAsia="Calibri" w:cs="Calibri"/>
+          <w:noProof w:val="0"/>
+          <w:sz w:val="22"/>
+          <w:szCs w:val="22"/>
+          <w:lang w:val="en-US"/>
+        </w:rPr>
+      </w:pPr>
+      <w:r>
+        <w:rPr>
+          <w:rFonts w:ascii="Calibri" w:hAnsi="Calibri" w:eastAsia="Calibri" w:cs="Calibri"/>
+          <w:b w:val="1"/>
+          <w:bCs w:val="1"/>
+          <w:noProof w:val="0"/>
+          <w:sz w:val="22"/>
+          <w:szCs w:val="22"/>
+          <w:lang w:val="en-US"/>
+        </w:rPr>
+        <w:t>User Portal</w:t>
+      </w:r>
+      <w:r>
+        <w:rPr>
+          <w:rFonts w:ascii="Calibri" w:hAnsi="Calibri" w:eastAsia="Calibri" w:cs="Calibri"/>
+          <w:noProof w:val="0"/>
+          <w:sz w:val="22"/>
+          <w:szCs w:val="22"/>
+          <w:lang w:val="en-US"/>
+        </w:rPr>
+        <w:t xml:space="preserve">: </w:t>
+      </w:r>
+      <w:r>
+        <w:rPr>
+          <w:noProof w:val="0"/>
+          <w:lang w:val="en-US"/>
+        </w:rPr>
+        <w:t>The user can view order details, create orders, add or delete items from the cart, update their profile, and check the delivery status of orders, whether they are delivered or pending</w:t>
+      </w:r>
+      <w:r>
+        <w:rPr>
+          <w:rFonts w:ascii="Calibri" w:hAnsi="Calibri" w:eastAsia="Calibri" w:cs="Calibri"/>
+          <w:noProof w:val="0"/>
+          <w:sz w:val="22"/>
+          <w:szCs w:val="22"/>
+          <w:lang w:val="en-US"/>
+        </w:rPr>
+        <w:t>.</w:t>
+      </w:r>
+    </w:p>
+    <w:p>
+      <w:pPr>
+        <w:pStyle w:val="ListParagraph"/>
+        <w:numPr>
+          <w:ilvl w:val="0"/>
+          <w:numId w:val="2"/>
+        </w:numPr>
+        <w:spacing w:before="0" w:beforeAutospacing="off" w:after="0" w:afterAutospacing="off"/>
+        <w:rPr>
+          <w:rFonts w:ascii="Calibri" w:hAnsi="Calibri" w:eastAsia="Calibri" w:cs="Calibri"/>
+          <w:noProof w:val="0"/>
+          <w:sz w:val="22"/>
+          <w:szCs w:val="22"/>
+          <w:lang w:val="en-US"/>
+        </w:rPr>
+      </w:pPr>
+      <w:r>
+        <w:rPr>
+          <w:rFonts w:ascii="Calibri" w:hAnsi="Calibri" w:eastAsia="Calibri" w:cs="Calibri"/>
+          <w:noProof w:val="0"/>
+          <w:sz w:val="22"/>
+          <w:szCs w:val="22"/>
+          <w:lang w:val="en-US"/>
+        </w:rPr>
+        <w:t>Designed to streamline information sharing and provide real-time updates to users.</w:t>
       </w:r>
     </w:p>
     <w:p xmlns:wp14="http://schemas.microsoft.com/office/word/2010/wordml" wp14:textId="0DC5A7FA">
@@ -1165,7 +1398,7 @@
         <w:ind w:left="721" w:right="364" w:firstLine="0"/>
       </w:pPr>
     </w:p>
-    <w:p xmlns:wp14="http://schemas.microsoft.com/office/word/2010/wordml" wp14:textId="2EAA71AB">
+    <w:p xmlns:wp14="http://schemas.microsoft.com/office/word/2010/wordml" wp14:textId="165EF13A">
       <w:pPr>
         <w:pStyle w:val="Heading2"/>
         <w:spacing w:before="3" w:line="242" w:lineRule="auto"/>
@@ -1180,14 +1413,6 @@
         </w:rPr>
       </w:pPr>
       <w:r>
-        <w:rPr/>
-        <w:t xml:space="preserve"> </w:t>
-      </w:r>
-      <w:r>
-        <w:rPr/>
-        <w:t xml:space="preserve"> </w:t>
-      </w:r>
-      <w:r>
         <w:rPr>
           <w:b w:val="1"/>
           <w:bCs w:val="1"/>
@@ -1208,7 +1433,7 @@
         <w:t>il information web App</w:t>
       </w:r>
     </w:p>
-    <w:p xmlns:wp14="http://schemas.microsoft.com/office/word/2010/wordml" wp14:textId="2CC62280">
+    <w:p>
       <w:pPr>
         <w:pStyle w:val="ListParagraph"/>
         <w:numPr>
@@ -1226,13 +1451,10 @@
       </w:pPr>
       <w:r>
         <w:rPr>
-          <w:rFonts w:ascii="Calibri" w:hAnsi="Calibri" w:eastAsia="Calibri" w:cs="Calibri"/>
-          <w:noProof w:val="0"/>
-          <w:sz w:val="22"/>
-          <w:szCs w:val="22"/>
-          <w:lang w:val="en-US"/>
-        </w:rPr>
-        <w:t>Developed a web application using the MERN stack (MongoDB, Express, React, Node.js) with Redux for state management.</w:t>
+          <w:noProof w:val="0"/>
+          <w:lang w:val="en-US"/>
+        </w:rPr>
+        <w:t>Developed a full-stack web application using MongoDB, Express, Next.js, and Node.js, with Redux for state management, leveraging Next.js for faster server-side rendering and improved performance.</w:t>
       </w:r>
     </w:p>
     <w:p xmlns:wp14="http://schemas.microsoft.com/office/word/2010/wordml" wp14:textId="03EAFC69">
@@ -1402,7 +1624,7 @@
         <w:t>EDUCATION                                                                                                                                      2024</w:t>
       </w:r>
     </w:p>
-    <w:p xmlns:wp14="http://schemas.microsoft.com/office/word/2010/wordml" wp14:textId="77777777">
+    <w:p xmlns:wp14="http://schemas.microsoft.com/office/word/2010/wordml" wp14:textId="0A843BA8">
       <w:pPr>
         <w:pStyle w:val="ListParagraph"/>
         <w:numPr>
@@ -1417,16 +1639,72 @@
         <w:ind w:right="674"/>
         <w:jc w:val="left"/>
         <w:rPr>
-          <w:sz w:val="22"/>
-          <w:szCs w:val="22"/>
-        </w:rPr>
-      </w:pPr>
-      <w:r>
-        <w:rPr>
-          <w:sz w:val="24"/>
-          <w:szCs w:val="24"/>
-        </w:rPr>
-        <w:t>XII (CBSE) | Government boys senior secondary school</w:t>
+          <w:sz w:val="24"/>
+          <w:szCs w:val="24"/>
+        </w:rPr>
+      </w:pPr>
+      <w:r>
+        <w:rPr>
+          <w:sz w:val="24"/>
+          <w:szCs w:val="24"/>
+        </w:rPr>
+        <w:t xml:space="preserve">XII (CBSE) | Government </w:t>
+      </w:r>
+      <w:r>
+        <w:rPr>
+          <w:sz w:val="24"/>
+          <w:szCs w:val="24"/>
+        </w:rPr>
+        <w:t>B</w:t>
+      </w:r>
+      <w:r>
+        <w:rPr>
+          <w:sz w:val="24"/>
+          <w:szCs w:val="24"/>
+        </w:rPr>
+        <w:t xml:space="preserve">oys </w:t>
+      </w:r>
+      <w:r>
+        <w:rPr>
+          <w:sz w:val="24"/>
+          <w:szCs w:val="24"/>
+        </w:rPr>
+        <w:t>S</w:t>
+      </w:r>
+      <w:r>
+        <w:rPr>
+          <w:sz w:val="24"/>
+          <w:szCs w:val="24"/>
+        </w:rPr>
+        <w:t xml:space="preserve">enior </w:t>
+      </w:r>
+      <w:r>
+        <w:rPr>
+          <w:sz w:val="24"/>
+          <w:szCs w:val="24"/>
+        </w:rPr>
+        <w:t>S</w:t>
+      </w:r>
+      <w:r>
+        <w:rPr>
+          <w:sz w:val="24"/>
+          <w:szCs w:val="24"/>
+        </w:rPr>
+        <w:t xml:space="preserve">econdary </w:t>
+      </w:r>
+      <w:r>
+        <w:rPr>
+          <w:sz w:val="24"/>
+          <w:szCs w:val="24"/>
+        </w:rPr>
+        <w:t>S</w:t>
+      </w:r>
+      <w:r>
+        <w:rPr>
+          <w:sz w:val="24"/>
+          <w:szCs w:val="24"/>
+        </w:rPr>
+        <w:t>chool</w:t>
       </w:r>
       <w:r>
         <w:tab/>
@@ -1436,10 +1714,61 @@
           <w:sz w:val="24"/>
           <w:szCs w:val="24"/>
         </w:rPr>
-        <w:t>59%| 2024</w:t>
-      </w:r>
-    </w:p>
-    <w:p xmlns:wp14="http://schemas.microsoft.com/office/word/2010/wordml" wp14:textId="3BC4B96A">
+        <w:t>6</w:t>
+      </w:r>
+      <w:r>
+        <w:rPr>
+          <w:sz w:val="24"/>
+          <w:szCs w:val="24"/>
+        </w:rPr>
+        <w:t>0</w:t>
+      </w:r>
+      <w:r>
+        <w:rPr>
+          <w:sz w:val="24"/>
+          <w:szCs w:val="24"/>
+        </w:rPr>
+        <w:t>%| 2024</w:t>
+      </w:r>
+    </w:p>
+    <w:p>
+      <w:pPr>
+        <w:pStyle w:val="ListParagraph"/>
+        <w:numPr>
+          <w:ilvl w:val="0"/>
+          <w:numId w:val="1"/>
+        </w:numPr>
+        <w:tabs>
+          <w:tab w:val="left" w:leader="none" w:pos="721"/>
+          <w:tab w:val="left" w:leader="none" w:pos="8162"/>
+        </w:tabs>
+        <w:spacing w:before="112" w:after="0" w:line="242" w:lineRule="auto"/>
+        <w:ind w:right="674"/>
+        <w:jc w:val="left"/>
+        <w:rPr>
+          <w:sz w:val="22"/>
+          <w:szCs w:val="22"/>
+        </w:rPr>
+      </w:pPr>
+      <w:r>
+        <w:rPr>
+          <w:sz w:val="24"/>
+          <w:szCs w:val="24"/>
+        </w:rPr>
+        <w:t>X (CBSE) | Government Boys Senior Secondary School</w:t>
+      </w:r>
+      <w:r>
+        <w:tab/>
+      </w:r>
+      <w:r>
+        <w:rPr>
+          <w:sz w:val="24"/>
+          <w:szCs w:val="24"/>
+        </w:rPr>
+        <w:t>57%| 2022</w:t>
+      </w:r>
+    </w:p>
+    <w:p>
       <w:pPr>
         <w:pStyle w:val="ListParagraph"/>
         <w:numPr>
@@ -1459,26 +1788,10 @@
       </w:pPr>
       <w:r>
         <w:rPr>
-          <w:sz w:val="24"/>
-          <w:szCs w:val="24"/>
-        </w:rPr>
-        <w:t xml:space="preserve">Certified Full Stack Developer </w:t>
-      </w:r>
-      <w:proofErr w:type="gramStart"/>
-      <w:r>
-        <w:rPr>
-          <w:sz w:val="24"/>
-          <w:szCs w:val="24"/>
-        </w:rPr>
-        <w:t>By</w:t>
-      </w:r>
-      <w:proofErr w:type="gramEnd"/>
-      <w:r>
-        <w:rPr>
-          <w:sz w:val="24"/>
-          <w:szCs w:val="24"/>
-        </w:rPr>
-        <w:t xml:space="preserve"> Apna College</w:t>
+          <w:noProof w:val="0"/>
+          <w:lang w:val="en-US"/>
+        </w:rPr>
+        <w:t>Full Stack Development Certification from Apna College.</w:t>
       </w:r>
     </w:p>
     <w:p>
@@ -1611,47 +1924,45 @@
           <w:ilvl w:val="0"/>
           <w:numId w:val="1"/>
         </w:numPr>
-        <w:spacing w:before="0" w:beforeAutospacing="off" w:after="0" w:afterAutospacing="off"/>
-        <w:rPr>
-          <w:noProof w:val="0"/>
-          <w:sz w:val="22"/>
-          <w:szCs w:val="22"/>
-          <w:lang w:val="en-US"/>
-        </w:rPr>
-      </w:pPr>
-      <w:r>
-        <w:rPr>
-          <w:noProof w:val="0"/>
-          <w:lang w:val="en-US"/>
-        </w:rPr>
-        <w:t>Dedicated to solving quantitative aptitude challenges and preparing for English proficiency.</w:t>
-      </w:r>
-    </w:p>
-    <w:p>
-      <w:pPr>
-        <w:pStyle w:val="ListParagraph"/>
+        <w:spacing w:before="0" w:beforeAutospacing="off" w:after="0" w:afterAutospacing="off" w:line="240" w:lineRule="auto"/>
+        <w:ind/>
+        <w:rPr>
+          <w:noProof w:val="0"/>
+          <w:sz w:val="22"/>
+          <w:szCs w:val="22"/>
+          <w:lang w:val="en-US"/>
+        </w:rPr>
+      </w:pPr>
+      <w:r>
+        <w:rPr>
+          <w:noProof w:val="0"/>
+          <w:lang w:val="en-US"/>
+        </w:rPr>
+        <w:t xml:space="preserve">Dedicated to solving quantitative aptitude challenges and preparing for English </w:t>
+      </w:r>
+      <w:r>
+        <w:rPr>
+          <w:noProof w:val="0"/>
+          <w:lang w:val="en-US"/>
+        </w:rPr>
+        <w:t>proficiency</w:t>
+      </w:r>
+      <w:r>
+        <w:rPr>
+          <w:noProof w:val="0"/>
+          <w:lang w:val="en-US"/>
+        </w:rPr>
+        <w:t>.</w:t>
+      </w:r>
+    </w:p>
+    <w:p>
+      <w:pPr>
+        <w:pStyle w:val="Normal"/>
         <w:tabs>
           <w:tab w:val="left" w:leader="none" w:pos="720"/>
         </w:tabs>
         <w:spacing w:before="2" w:after="0" w:line="240" w:lineRule="auto"/>
         <w:ind w:left="360" w:right="0" w:hanging="0"/>
-        <w:jc w:val="left"/>
-        <w:rPr>
-          <w:b w:val="1"/>
-          <w:bCs w:val="1"/>
-          <w:sz w:val="24"/>
-          <w:szCs w:val="24"/>
-        </w:rPr>
-      </w:pPr>
-    </w:p>
-    <w:p>
-      <w:pPr>
-        <w:pStyle w:val="Normal"/>
-        <w:tabs>
-          <w:tab w:val="left" w:leader="none" w:pos="720"/>
-        </w:tabs>
-        <w:spacing w:before="2" w:after="0" w:line="240" w:lineRule="auto"/>
-        <w:ind w:left="720" w:right="0" w:hanging="360"/>
         <w:jc w:val="left"/>
         <w:rPr>
           <w:b w:val="1"/>
